--- a/files/CV_minakwon.docx
+++ b/files/CV_minakwon.docx
@@ -1,6 +1,6 @@
 
 <file path=word/document.xml><?xml version="1.0" encoding="utf-8"?>
-<w:document xmlns:wpc="http://schemas.microsoft.com/office/word/2010/wordprocessingCanvas" xmlns:cx="http://schemas.microsoft.com/office/drawing/2014/chartex" xmlns:cx1="http://schemas.microsoft.com/office/drawing/2015/9/8/chartex" xmlns:cx2="http://schemas.microsoft.com/office/drawing/2015/10/21/chartex" xmlns:cx3="http://schemas.microsoft.com/office/drawing/2016/5/9/chartex" xmlns:cx4="http://schemas.microsoft.com/office/drawing/2016/5/10/chartex" xmlns:cx5="http://schemas.microsoft.com/office/drawing/2016/5/11/chartex" xmlns:cx6="http://schemas.microsoft.com/office/drawing/2016/5/12/chartex" xmlns:cx7="http://schemas.microsoft.com/office/drawing/2016/5/13/chartex" xmlns:cx8="http://schemas.microsoft.com/office/drawing/2016/5/14/chartex" xmlns:mc="http://schemas.openxmlformats.org/markup-compatibility/2006" xmlns:m="http://schemas.openxmlformats.org/officeDocument/2006/math" xmlns:aink="http://schemas.microsoft.com/office/drawing/2016/ink" xmlns:am3d="http://schemas.microsoft.com/office/drawing/2017/model3d" xmlns:oel="http://schemas.microsoft.com/office/2019/extlst" xmlns:r="http://schemas.openxmlformats.org/officeDocument/2006/relationships" xmlns:wp14="http://schemas.microsoft.com/office/word/2010/wordprocessingDrawing" xmlns:wp="http://schemas.openxmlformats.org/drawingml/2006/wordprocessingDrawing" xmlns:wpg="http://schemas.microsoft.com/office/word/2010/wordprocessingGroup" xmlns:wpi="http://schemas.microsoft.com/office/word/2010/wordprocessingInk" xmlns:wps="http://schemas.microsoft.com/office/word/2010/wordprocessingShape" xmlns:o="urn:schemas-microsoft-com:office:office" xmlns:v="urn:schemas-microsoft-com:vml" xmlns:w10="urn:schemas-microsoft-com:office:word" xmlns:w="http://schemas.openxmlformats.org/wordprocessingml/2006/main" xmlns:w14="http://schemas.microsoft.com/office/word/2010/wordml" xmlns:w15="http://schemas.microsoft.com/office/word/2012/wordml" xmlns:w16cei="http://schemas.microsoft.com/office/word/2026/wordml/cei" xmlns:w16cex="http://schemas.microsoft.com/office/word/2018/wordml/cex" xmlns:w16cid="http://schemas.microsoft.com/office/word/2016/wordml/cid" xmlns:w16="http://schemas.microsoft.com/office/word/2018/wordml" xmlns:w16sdtdh="http://schemas.microsoft.com/office/word/2020/wordml/sdtdatahash" xmlns:w16sdtfl="http://schemas.microsoft.com/office/word/2024/wordml/sdtformatlock" xmlns:w16se="http://schemas.microsoft.com/office/word/2015/wordml/symex" xmlns:w16du="http://schemas.microsoft.com/office/word/2023/wordml/word16du" xmlns:wne="http://schemas.microsoft.com/office/word/2006/wordml" mc:Ignorable="w14 w15 w16se w16cid w16 w16cex w16sdtdh w16sdtfl w16du wp14">
+<w:document xmlns:wpc="http://schemas.microsoft.com/office/word/2010/wordprocessingCanvas" xmlns:cx="http://schemas.microsoft.com/office/drawing/2014/chartex" xmlns:cx1="http://schemas.microsoft.com/office/drawing/2015/9/8/chartex" xmlns:cx2="http://schemas.microsoft.com/office/drawing/2015/10/21/chartex" xmlns:cx3="http://schemas.microsoft.com/office/drawing/2016/5/9/chartex" xmlns:cx4="http://schemas.microsoft.com/office/drawing/2016/5/10/chartex" xmlns:cx5="http://schemas.microsoft.com/office/drawing/2016/5/11/chartex" xmlns:cx6="http://schemas.microsoft.com/office/drawing/2016/5/12/chartex" xmlns:cx7="http://schemas.microsoft.com/office/drawing/2016/5/13/chartex" xmlns:cx8="http://schemas.microsoft.com/office/drawing/2016/5/14/chartex" xmlns:mc="http://schemas.openxmlformats.org/markup-compatibility/2006" xmlns:m="http://schemas.openxmlformats.org/officeDocument/2006/math" xmlns:aink="http://schemas.microsoft.com/office/drawing/2016/ink" xmlns:am3d="http://schemas.microsoft.com/office/drawing/2017/model3d" xmlns:oel="http://schemas.microsoft.com/office/2019/extlst" xmlns:r="http://schemas.openxmlformats.org/officeDocument/2006/relationships" xmlns:wp14="http://schemas.microsoft.com/office/word/2010/wordprocessingDrawing" xmlns:wp="http://schemas.openxmlformats.org/drawingml/2006/wordprocessingDrawing" xmlns:wpg="http://schemas.microsoft.com/office/word/2010/wordprocessingGroup" xmlns:wpi="http://schemas.microsoft.com/office/word/2010/wordprocessingInk" xmlns:wps="http://schemas.microsoft.com/office/word/2010/wordprocessingShape" xmlns:o="urn:schemas-microsoft-com:office:office" xmlns:v="urn:schemas-microsoft-com:vml" xmlns:w10="urn:schemas-microsoft-com:office:word" xmlns:w="http://schemas.openxmlformats.org/wordprocessingml/2006/main" xmlns:w14="http://schemas.microsoft.com/office/word/2010/wordml" xmlns:w15="http://schemas.microsoft.com/office/word/2012/wordml" xmlns:w16cex="http://schemas.microsoft.com/office/word/2018/wordml/cex" xmlns:w16cid="http://schemas.microsoft.com/office/word/2016/wordml/cid" xmlns:w16="http://schemas.microsoft.com/office/word/2018/wordml" xmlns:w16sdtdh="http://schemas.microsoft.com/office/word/2020/wordml/sdtdatahash" xmlns:w16sdtfl="http://schemas.microsoft.com/office/word/2024/wordml/sdtformatlock" xmlns:w16se="http://schemas.microsoft.com/office/word/2015/wordml/symex" xmlns:w16du="http://schemas.microsoft.com/office/word/2023/wordml/word16du" xmlns:wne="http://schemas.microsoft.com/office/word/2006/wordml" mc:Ignorable="w14 w15 w16se w16cid w16 w16cex w16sdtdh w16sdtfl w16du wp14">
   <w:body>
     <w:p>
       <w:pPr>
@@ -2068,6 +2068,130 @@
         <w:ind w:left="567" w:hanging="567"/>
         <w:rPr>
           <w:rFonts w:ascii="Calibri Light" w:hAnsi="Calibri Light" w:cs="Calibri Light"/>
+          <w:sz w:val="22"/>
+          <w:lang w:eastAsia="ko-KR"/>
+        </w:rPr>
+      </w:pPr>
+      <w:r>
+        <w:rPr>
+          <w:rFonts w:ascii="Calibri Light" w:hAnsi="Calibri Light" w:cs="Calibri Light"/>
+          <w:b/>
+          <w:bCs/>
+          <w:sz w:val="22"/>
+          <w:lang w:eastAsia="ko-KR"/>
+        </w:rPr>
+        <w:t>Kwon, M.</w:t>
+      </w:r>
+      <w:r>
+        <w:rPr>
+          <w:rFonts w:ascii="Calibri Light" w:hAnsi="Calibri Light" w:cs="Calibri Light"/>
+          <w:sz w:val="22"/>
+          <w:lang w:eastAsia="ko-KR"/>
+        </w:rPr>
+        <w:t xml:space="preserve">, Song, S., Lee, H., Kwon, M., Choi, J.-S., Jung, Y.-C., Rosenberg., M. D., Ahn, W.-Y. (In Review) Drinking Motives Synchronize Behavioral and Neural Craving Responses to Alcohol-drinking Videos, </w:t>
+      </w:r>
+      <w:r>
+        <w:rPr>
+          <w:rFonts w:ascii="Calibri Light" w:hAnsi="Calibri Light" w:cs="Calibri Light"/>
+          <w:i/>
+          <w:iCs/>
+          <w:sz w:val="22"/>
+          <w:lang w:eastAsia="ko-KR"/>
+        </w:rPr>
+        <w:t>https://doi.org/10.64898/2026.07.05.736452</w:t>
+      </w:r>
+      <w:r>
+        <w:rPr>
+          <w:rFonts w:ascii="Calibri Light" w:hAnsi="Calibri Light" w:cs="Calibri Light"/>
+          <w:sz w:val="22"/>
+          <w:lang w:eastAsia="ko-KR"/>
+        </w:rPr>
+        <w:t>.</w:t>
+      </w:r>
+    </w:p>
+    <w:p>
+      <w:pPr>
+        <w:tabs>
+          <w:tab w:val="right" w:pos="8640"/>
+        </w:tabs>
+        <w:spacing w:after="80"/>
+        <w:ind w:left="567" w:hanging="567"/>
+        <w:rPr>
+          <w:rFonts w:ascii="Calibri Light" w:hAnsi="Calibri Light" w:cs="Calibri Light"/>
+          <w:sz w:val="22"/>
+          <w:lang w:eastAsia="ko-KR"/>
+        </w:rPr>
+      </w:pPr>
+      <w:r>
+        <w:rPr>
+          <w:rFonts w:ascii="Calibri Light" w:hAnsi="Calibri Light" w:cs="Calibri Light"/>
+          <w:sz w:val="22"/>
+          <w:lang w:eastAsia="ko-KR"/>
+        </w:rPr>
+        <w:t xml:space="preserve">Lee, H., Kwon, M., Lee J., </w:t>
+      </w:r>
+      <w:r>
+        <w:rPr>
+          <w:rFonts w:ascii="Calibri Light" w:hAnsi="Calibri Light" w:cs="Calibri Light"/>
+          <w:b/>
+          <w:bCs/>
+          <w:sz w:val="22"/>
+          <w:lang w:eastAsia="ko-KR"/>
+        </w:rPr>
+        <w:t>Kwon, M.</w:t>
+      </w:r>
+      <w:r>
+        <w:rPr>
+          <w:rFonts w:ascii="Calibri Light" w:hAnsi="Calibri Light" w:cs="Calibri Light"/>
+          <w:sz w:val="22"/>
+          <w:lang w:eastAsia="ko-KR"/>
+        </w:rPr>
+        <w:t xml:space="preserve">, Song, S., Lee, D., Choi, J.-S., Jung, Y.-C., Ahn, W.-Y. (In Review) </w:t>
+      </w:r>
+      <w:r>
+        <w:rPr>
+          <w:rFonts w:ascii="Calibri Light" w:hAnsi="Calibri Light" w:cs="Calibri Light"/>
+          <w:sz w:val="22"/>
+          <w:lang w:eastAsia="ko-KR"/>
+        </w:rPr>
+        <w:t>Daily fluctuations in delay discounting and smartphone-based multimodal measures track nighttime drinking in alcohol use disorder: A 28-day monitoring study</w:t>
+      </w:r>
+      <w:r>
+        <w:rPr>
+          <w:rFonts w:ascii="Calibri Light" w:hAnsi="Calibri Light" w:cs="Calibri Light"/>
+          <w:sz w:val="22"/>
+          <w:lang w:eastAsia="ko-KR"/>
+        </w:rPr>
+        <w:t xml:space="preserve">, </w:t>
+      </w:r>
+      <w:r>
+        <w:rPr>
+          <w:rFonts w:ascii="Calibri Light" w:hAnsi="Calibri Light" w:cs="Calibri Light"/>
+          <w:i/>
+          <w:iCs/>
+          <w:sz w:val="22"/>
+          <w:lang w:eastAsia="ko-KR"/>
+        </w:rPr>
+        <w:t>10.31234/osf.io/he7rn_v1</w:t>
+      </w:r>
+      <w:r>
+        <w:rPr>
+          <w:rFonts w:ascii="Calibri Light" w:hAnsi="Calibri Light" w:cs="Calibri Light"/>
+          <w:sz w:val="22"/>
+          <w:lang w:eastAsia="ko-KR"/>
+        </w:rPr>
+        <w:t>.</w:t>
+      </w:r>
+    </w:p>
+    <w:p>
+      <w:pPr>
+        <w:tabs>
+          <w:tab w:val="right" w:pos="8640"/>
+        </w:tabs>
+        <w:spacing w:after="80"/>
+        <w:ind w:left="567" w:hanging="567"/>
+        <w:rPr>
+          <w:rFonts w:ascii="Calibri Light" w:hAnsi="Calibri Light" w:cs="Calibri Light"/>
           <w:i/>
           <w:iCs/>
           <w:sz w:val="22"/>
@@ -3251,6 +3375,7 @@
           <w:sz w:val="22"/>
           <w:lang w:eastAsia="ko-KR"/>
         </w:rPr>
+        <w:lastRenderedPageBreak/>
         <w:t>Kwon, M.</w:t>
       </w:r>
       <w:r>
@@ -3546,7 +3671,6 @@
           <w:sz w:val="22"/>
           <w:lang w:eastAsia="ko-KR"/>
         </w:rPr>
-        <w:lastRenderedPageBreak/>
         <w:t>Kwon, M.</w:t>
       </w:r>
       <w:r>
@@ -4982,6 +5106,7 @@
           <w:sz w:val="20"/>
           <w:szCs w:val="20"/>
         </w:rPr>
+        <w:lastRenderedPageBreak/>
         <w:t xml:space="preserve">Reinforcement Learning using the </w:t>
       </w:r>
       <w:proofErr w:type="spellStart"/>
@@ -5251,7 +5376,6 @@
           <w:szCs w:val="20"/>
           <w:lang w:eastAsia="ko-KR"/>
         </w:rPr>
-        <w:lastRenderedPageBreak/>
         <w:t xml:space="preserve">Teaching Assistant </w:t>
       </w:r>
       <w:r>
@@ -6724,7 +6848,6 @@
           <w:sz w:val="26"/>
           <w:szCs w:val="26"/>
         </w:rPr>
-        <w:lastRenderedPageBreak/>
         <w:t>References</w:t>
       </w:r>
     </w:p>
@@ -6992,7 +7115,7 @@
           <w:sz w:val="20"/>
           <w:szCs w:val="20"/>
         </w:rPr>
-        <w:t>8</w:t>
+        <w:t>9</w:t>
       </w:r>
       <w:r>
         <w:rPr>
@@ -7047,7 +7170,7 @@
 </file>
 
 <file path=word/endnotes.xml><?xml version="1.0" encoding="utf-8"?>
-<w:endnotes xmlns:wpc="http://schemas.microsoft.com/office/word/2010/wordprocessingCanvas" xmlns:cx="http://schemas.microsoft.com/office/drawing/2014/chartex" xmlns:cx1="http://schemas.microsoft.com/office/drawing/2015/9/8/chartex" xmlns:cx2="http://schemas.microsoft.com/office/drawing/2015/10/21/chartex" xmlns:cx3="http://schemas.microsoft.com/office/drawing/2016/5/9/chartex" xmlns:cx4="http://schemas.microsoft.com/office/drawing/2016/5/10/chartex" xmlns:cx5="http://schemas.microsoft.com/office/drawing/2016/5/11/chartex" xmlns:cx6="http://schemas.microsoft.com/office/drawing/2016/5/12/chartex" xmlns:cx7="http://schemas.microsoft.com/office/drawing/2016/5/13/chartex" xmlns:cx8="http://schemas.microsoft.com/office/drawing/2016/5/14/chartex" xmlns:mc="http://schemas.openxmlformats.org/markup-compatibility/2006" xmlns:m="http://schemas.openxmlformats.org/officeDocument/2006/math" xmlns:aink="http://schemas.microsoft.com/office/drawing/2016/ink" xmlns:am3d="http://schemas.microsoft.com/office/drawing/2017/model3d" xmlns:oel="http://schemas.microsoft.com/office/2019/extlst" xmlns:r="http://schemas.openxmlformats.org/officeDocument/2006/relationships" xmlns:wp14="http://schemas.microsoft.com/office/word/2010/wordprocessingDrawing" xmlns:wp="http://schemas.openxmlformats.org/drawingml/2006/wordprocessingDrawing" xmlns:wpg="http://schemas.microsoft.com/office/word/2010/wordprocessingGroup" xmlns:wpi="http://schemas.microsoft.com/office/word/2010/wordprocessingInk" xmlns:wps="http://schemas.microsoft.com/office/word/2010/wordprocessingShape" xmlns:o="urn:schemas-microsoft-com:office:office" xmlns:v="urn:schemas-microsoft-com:vml" xmlns:w10="urn:schemas-microsoft-com:office:word" xmlns:w="http://schemas.openxmlformats.org/wordprocessingml/2006/main" xmlns:w14="http://schemas.microsoft.com/office/word/2010/wordml" xmlns:w15="http://schemas.microsoft.com/office/word/2012/wordml" xmlns:w16cei="http://schemas.microsoft.com/office/word/2026/wordml/cei" xmlns:w16cex="http://schemas.microsoft.com/office/word/2018/wordml/cex" xmlns:w16cid="http://schemas.microsoft.com/office/word/2016/wordml/cid" xmlns:w16="http://schemas.microsoft.com/office/word/2018/wordml" xmlns:w16sdtdh="http://schemas.microsoft.com/office/word/2020/wordml/sdtdatahash" xmlns:w16sdtfl="http://schemas.microsoft.com/office/word/2024/wordml/sdtformatlock" xmlns:w16se="http://schemas.microsoft.com/office/word/2015/wordml/symex" xmlns:w16du="http://schemas.microsoft.com/office/word/2023/wordml/word16du" xmlns:wne="http://schemas.microsoft.com/office/word/2006/wordml" mc:Ignorable="w14 w15 w16se w16cid w16 w16cex w16sdtdh w16sdtfl w16du wp14">
+<w:endnotes xmlns:wpc="http://schemas.microsoft.com/office/word/2010/wordprocessingCanvas" xmlns:cx="http://schemas.microsoft.com/office/drawing/2014/chartex" xmlns:cx1="http://schemas.microsoft.com/office/drawing/2015/9/8/chartex" xmlns:cx2="http://schemas.microsoft.com/office/drawing/2015/10/21/chartex" xmlns:cx3="http://schemas.microsoft.com/office/drawing/2016/5/9/chartex" xmlns:cx4="http://schemas.microsoft.com/office/drawing/2016/5/10/chartex" xmlns:cx5="http://schemas.microsoft.com/office/drawing/2016/5/11/chartex" xmlns:cx6="http://schemas.microsoft.com/office/drawing/2016/5/12/chartex" xmlns:cx7="http://schemas.microsoft.com/office/drawing/2016/5/13/chartex" xmlns:cx8="http://schemas.microsoft.com/office/drawing/2016/5/14/chartex" xmlns:mc="http://schemas.openxmlformats.org/markup-compatibility/2006" xmlns:m="http://schemas.openxmlformats.org/officeDocument/2006/math" xmlns:aink="http://schemas.microsoft.com/office/drawing/2016/ink" xmlns:am3d="http://schemas.microsoft.com/office/drawing/2017/model3d" xmlns:oel="http://schemas.microsoft.com/office/2019/extlst" xmlns:r="http://schemas.openxmlformats.org/officeDocument/2006/relationships" xmlns:wp14="http://schemas.microsoft.com/office/word/2010/wordprocessingDrawing" xmlns:wp="http://schemas.openxmlformats.org/drawingml/2006/wordprocessingDrawing" xmlns:wpg="http://schemas.microsoft.com/office/word/2010/wordprocessingGroup" xmlns:wpi="http://schemas.microsoft.com/office/word/2010/wordprocessingInk" xmlns:wps="http://schemas.microsoft.com/office/word/2010/wordprocessingShape" xmlns:o="urn:schemas-microsoft-com:office:office" xmlns:v="urn:schemas-microsoft-com:vml" xmlns:w10="urn:schemas-microsoft-com:office:word" xmlns:w="http://schemas.openxmlformats.org/wordprocessingml/2006/main" xmlns:w14="http://schemas.microsoft.com/office/word/2010/wordml" xmlns:w15="http://schemas.microsoft.com/office/word/2012/wordml" xmlns:w16cex="http://schemas.microsoft.com/office/word/2018/wordml/cex" xmlns:w16cid="http://schemas.microsoft.com/office/word/2016/wordml/cid" xmlns:w16="http://schemas.microsoft.com/office/word/2018/wordml" xmlns:w16sdtdh="http://schemas.microsoft.com/office/word/2020/wordml/sdtdatahash" xmlns:w16sdtfl="http://schemas.microsoft.com/office/word/2024/wordml/sdtformatlock" xmlns:w16se="http://schemas.microsoft.com/office/word/2015/wordml/symex" xmlns:w16du="http://schemas.microsoft.com/office/word/2023/wordml/word16du" xmlns:wne="http://schemas.microsoft.com/office/word/2006/wordml" mc:Ignorable="w14 w15 w16se w16cid w16 w16cex w16sdtdh w16sdtfl w16du wp14">
   <w:endnote w:type="separator" w:id="-1">
     <w:p>
       <w:r>
@@ -7066,7 +7189,7 @@
 </file>
 
 <file path=word/footer1.xml><?xml version="1.0" encoding="utf-8"?>
-<w:ftr xmlns:wpc="http://schemas.microsoft.com/office/word/2010/wordprocessingCanvas" xmlns:cx="http://schemas.microsoft.com/office/drawing/2014/chartex" xmlns:cx1="http://schemas.microsoft.com/office/drawing/2015/9/8/chartex" xmlns:cx2="http://schemas.microsoft.com/office/drawing/2015/10/21/chartex" xmlns:cx3="http://schemas.microsoft.com/office/drawing/2016/5/9/chartex" xmlns:cx4="http://schemas.microsoft.com/office/drawing/2016/5/10/chartex" xmlns:cx5="http://schemas.microsoft.com/office/drawing/2016/5/11/chartex" xmlns:cx6="http://schemas.microsoft.com/office/drawing/2016/5/12/chartex" xmlns:cx7="http://schemas.microsoft.com/office/drawing/2016/5/13/chartex" xmlns:cx8="http://schemas.microsoft.com/office/drawing/2016/5/14/chartex" xmlns:mc="http://schemas.openxmlformats.org/markup-compatibility/2006" xmlns:m="http://schemas.openxmlformats.org/officeDocument/2006/math" xmlns:aink="http://schemas.microsoft.com/office/drawing/2016/ink" xmlns:am3d="http://schemas.microsoft.com/office/drawing/2017/model3d" xmlns:oel="http://schemas.microsoft.com/office/2019/extlst" xmlns:r="http://schemas.openxmlformats.org/officeDocument/2006/relationships" xmlns:wp14="http://schemas.microsoft.com/office/word/2010/wordprocessingDrawing" xmlns:wp="http://schemas.openxmlformats.org/drawingml/2006/wordprocessingDrawing" xmlns:wpg="http://schemas.microsoft.com/office/word/2010/wordprocessingGroup" xmlns:wpi="http://schemas.microsoft.com/office/word/2010/wordprocessingInk" xmlns:wps="http://schemas.microsoft.com/office/word/2010/wordprocessingShape" xmlns:o="urn:schemas-microsoft-com:office:office" xmlns:v="urn:schemas-microsoft-com:vml" xmlns:w10="urn:schemas-microsoft-com:office:word" xmlns:w="http://schemas.openxmlformats.org/wordprocessingml/2006/main" xmlns:w14="http://schemas.microsoft.com/office/word/2010/wordml" xmlns:w15="http://schemas.microsoft.com/office/word/2012/wordml" xmlns:w16cei="http://schemas.microsoft.com/office/word/2026/wordml/cei" xmlns:w16cex="http://schemas.microsoft.com/office/word/2018/wordml/cex" xmlns:w16cid="http://schemas.microsoft.com/office/word/2016/wordml/cid" xmlns:w16="http://schemas.microsoft.com/office/word/2018/wordml" xmlns:w16sdtdh="http://schemas.microsoft.com/office/word/2020/wordml/sdtdatahash" xmlns:w16sdtfl="http://schemas.microsoft.com/office/word/2024/wordml/sdtformatlock" xmlns:w16se="http://schemas.microsoft.com/office/word/2015/wordml/symex" xmlns:w16du="http://schemas.microsoft.com/office/word/2023/wordml/word16du" xmlns:wne="http://schemas.microsoft.com/office/word/2006/wordml" mc:Ignorable="w14 w15 w16se w16cid w16 w16cex w16sdtdh w16sdtfl w16du wp14">
+<w:ftr xmlns:wpc="http://schemas.microsoft.com/office/word/2010/wordprocessingCanvas" xmlns:cx="http://schemas.microsoft.com/office/drawing/2014/chartex" xmlns:cx1="http://schemas.microsoft.com/office/drawing/2015/9/8/chartex" xmlns:cx2="http://schemas.microsoft.com/office/drawing/2015/10/21/chartex" xmlns:cx3="http://schemas.microsoft.com/office/drawing/2016/5/9/chartex" xmlns:cx4="http://schemas.microsoft.com/office/drawing/2016/5/10/chartex" xmlns:cx5="http://schemas.microsoft.com/office/drawing/2016/5/11/chartex" xmlns:cx6="http://schemas.microsoft.com/office/drawing/2016/5/12/chartex" xmlns:cx7="http://schemas.microsoft.com/office/drawing/2016/5/13/chartex" xmlns:cx8="http://schemas.microsoft.com/office/drawing/2016/5/14/chartex" xmlns:mc="http://schemas.openxmlformats.org/markup-compatibility/2006" xmlns:m="http://schemas.openxmlformats.org/officeDocument/2006/math" xmlns:aink="http://schemas.microsoft.com/office/drawing/2016/ink" xmlns:am3d="http://schemas.microsoft.com/office/drawing/2017/model3d" xmlns:oel="http://schemas.microsoft.com/office/2019/extlst" xmlns:r="http://schemas.openxmlformats.org/officeDocument/2006/relationships" xmlns:wp14="http://schemas.microsoft.com/office/word/2010/wordprocessingDrawing" xmlns:wp="http://schemas.openxmlformats.org/drawingml/2006/wordprocessingDrawing" xmlns:wpg="http://schemas.microsoft.com/office/word/2010/wordprocessingGroup" xmlns:wpi="http://schemas.microsoft.com/office/word/2010/wordprocessingInk" xmlns:wps="http://schemas.microsoft.com/office/word/2010/wordprocessingShape" xmlns:o="urn:schemas-microsoft-com:office:office" xmlns:v="urn:schemas-microsoft-com:vml" xmlns:w10="urn:schemas-microsoft-com:office:word" xmlns:w="http://schemas.openxmlformats.org/wordprocessingml/2006/main" xmlns:w14="http://schemas.microsoft.com/office/word/2010/wordml" xmlns:w15="http://schemas.microsoft.com/office/word/2012/wordml" xmlns:w16cex="http://schemas.microsoft.com/office/word/2018/wordml/cex" xmlns:w16cid="http://schemas.microsoft.com/office/word/2016/wordml/cid" xmlns:w16="http://schemas.microsoft.com/office/word/2018/wordml" xmlns:w16sdtdh="http://schemas.microsoft.com/office/word/2020/wordml/sdtdatahash" xmlns:w16sdtfl="http://schemas.microsoft.com/office/word/2024/wordml/sdtformatlock" xmlns:w16se="http://schemas.microsoft.com/office/word/2015/wordml/symex" xmlns:w16du="http://schemas.microsoft.com/office/word/2023/wordml/word16du" xmlns:wne="http://schemas.microsoft.com/office/word/2006/wordml" mc:Ignorable="w14 w15 w16se w16cid w16 w16cex w16sdtdh w16sdtfl w16du wp14">
   <w:p>
     <w:pPr>
       <w:pStyle w:val="Footer"/>
@@ -7117,7 +7240,7 @@
 </file>
 
 <file path=word/footnotes.xml><?xml version="1.0" encoding="utf-8"?>
-<w:footnotes xmlns:wpc="http://schemas.microsoft.com/office/word/2010/wordprocessingCanvas" xmlns:cx="http://schemas.microsoft.com/office/drawing/2014/chartex" xmlns:cx1="http://schemas.microsoft.com/office/drawing/2015/9/8/chartex" xmlns:cx2="http://schemas.microsoft.com/office/drawing/2015/10/21/chartex" xmlns:cx3="http://schemas.microsoft.com/office/drawing/2016/5/9/chartex" xmlns:cx4="http://schemas.microsoft.com/office/drawing/2016/5/10/chartex" xmlns:cx5="http://schemas.microsoft.com/office/drawing/2016/5/11/chartex" xmlns:cx6="http://schemas.microsoft.com/office/drawing/2016/5/12/chartex" xmlns:cx7="http://schemas.microsoft.com/office/drawing/2016/5/13/chartex" xmlns:cx8="http://schemas.microsoft.com/office/drawing/2016/5/14/chartex" xmlns:mc="http://schemas.openxmlformats.org/markup-compatibility/2006" xmlns:m="http://schemas.openxmlformats.org/officeDocument/2006/math" xmlns:aink="http://schemas.microsoft.com/office/drawing/2016/ink" xmlns:am3d="http://schemas.microsoft.com/office/drawing/2017/model3d" xmlns:oel="http://schemas.microsoft.com/office/2019/extlst" xmlns:r="http://schemas.openxmlformats.org/officeDocument/2006/relationships" xmlns:wp14="http://schemas.microsoft.com/office/word/2010/wordprocessingDrawing" xmlns:wp="http://schemas.openxmlformats.org/drawingml/2006/wordprocessingDrawing" xmlns:wpg="http://schemas.microsoft.com/office/word/2010/wordprocessingGroup" xmlns:wpi="http://schemas.microsoft.com/office/word/2010/wordprocessingInk" xmlns:wps="http://schemas.microsoft.com/office/word/2010/wordprocessingShape" xmlns:o="urn:schemas-microsoft-com:office:office" xmlns:v="urn:schemas-microsoft-com:vml" xmlns:w10="urn:schemas-microsoft-com:office:word" xmlns:w="http://schemas.openxmlformats.org/wordprocessingml/2006/main" xmlns:w14="http://schemas.microsoft.com/office/word/2010/wordml" xmlns:w15="http://schemas.microsoft.com/office/word/2012/wordml" xmlns:w16cei="http://schemas.microsoft.com/office/word/2026/wordml/cei" xmlns:w16cex="http://schemas.microsoft.com/office/word/2018/wordml/cex" xmlns:w16cid="http://schemas.microsoft.com/office/word/2016/wordml/cid" xmlns:w16="http://schemas.microsoft.com/office/word/2018/wordml" xmlns:w16sdtdh="http://schemas.microsoft.com/office/word/2020/wordml/sdtdatahash" xmlns:w16sdtfl="http://schemas.microsoft.com/office/word/2024/wordml/sdtformatlock" xmlns:w16se="http://schemas.microsoft.com/office/word/2015/wordml/symex" xmlns:w16du="http://schemas.microsoft.com/office/word/2023/wordml/word16du" xmlns:wne="http://schemas.microsoft.com/office/word/2006/wordml" mc:Ignorable="w14 w15 w16se w16cid w16 w16cex w16sdtdh w16sdtfl w16du wp14">
+<w:footnotes xmlns:wpc="http://schemas.microsoft.com/office/word/2010/wordprocessingCanvas" xmlns:cx="http://schemas.microsoft.com/office/drawing/2014/chartex" xmlns:cx1="http://schemas.microsoft.com/office/drawing/2015/9/8/chartex" xmlns:cx2="http://schemas.microsoft.com/office/drawing/2015/10/21/chartex" xmlns:cx3="http://schemas.microsoft.com/office/drawing/2016/5/9/chartex" xmlns:cx4="http://schemas.microsoft.com/office/drawing/2016/5/10/chartex" xmlns:cx5="http://schemas.microsoft.com/office/drawing/2016/5/11/chartex" xmlns:cx6="http://schemas.microsoft.com/office/drawing/2016/5/12/chartex" xmlns:cx7="http://schemas.microsoft.com/office/drawing/2016/5/13/chartex" xmlns:cx8="http://schemas.microsoft.com/office/drawing/2016/5/14/chartex" xmlns:mc="http://schemas.openxmlformats.org/markup-compatibility/2006" xmlns:m="http://schemas.openxmlformats.org/officeDocument/2006/math" xmlns:aink="http://schemas.microsoft.com/office/drawing/2016/ink" xmlns:am3d="http://schemas.microsoft.com/office/drawing/2017/model3d" xmlns:oel="http://schemas.microsoft.com/office/2019/extlst" xmlns:r="http://schemas.openxmlformats.org/officeDocument/2006/relationships" xmlns:wp14="http://schemas.microsoft.com/office/word/2010/wordprocessingDrawing" xmlns:wp="http://schemas.openxmlformats.org/drawingml/2006/wordprocessingDrawing" xmlns:wpg="http://schemas.microsoft.com/office/word/2010/wordprocessingGroup" xmlns:wpi="http://schemas.microsoft.com/office/word/2010/wordprocessingInk" xmlns:wps="http://schemas.microsoft.com/office/word/2010/wordprocessingShape" xmlns:o="urn:schemas-microsoft-com:office:office" xmlns:v="urn:schemas-microsoft-com:vml" xmlns:w10="urn:schemas-microsoft-com:office:word" xmlns:w="http://schemas.openxmlformats.org/wordprocessingml/2006/main" xmlns:w14="http://schemas.microsoft.com/office/word/2010/wordml" xmlns:w15="http://schemas.microsoft.com/office/word/2012/wordml" xmlns:w16cex="http://schemas.microsoft.com/office/word/2018/wordml/cex" xmlns:w16cid="http://schemas.microsoft.com/office/word/2016/wordml/cid" xmlns:w16="http://schemas.microsoft.com/office/word/2018/wordml" xmlns:w16sdtdh="http://schemas.microsoft.com/office/word/2020/wordml/sdtdatahash" xmlns:w16sdtfl="http://schemas.microsoft.com/office/word/2024/wordml/sdtformatlock" xmlns:w16se="http://schemas.microsoft.com/office/word/2015/wordml/symex" xmlns:w16du="http://schemas.microsoft.com/office/word/2023/wordml/word16du" xmlns:wne="http://schemas.microsoft.com/office/word/2006/wordml" mc:Ignorable="w14 w15 w16se w16cid w16 w16cex w16sdtdh w16sdtfl w16du wp14">
   <w:footnote w:type="separator" w:id="-1">
     <w:p>
       <w:r>
@@ -7136,7 +7259,7 @@
 </file>
 
 <file path=word/numbering.xml><?xml version="1.0" encoding="utf-8"?>
-<w:numbering xmlns:wpc="http://schemas.microsoft.com/office/word/2010/wordprocessingCanvas" xmlns:cx="http://schemas.microsoft.com/office/drawing/2014/chartex" xmlns:cx1="http://schemas.microsoft.com/office/drawing/2015/9/8/chartex" xmlns:cx2="http://schemas.microsoft.com/office/drawing/2015/10/21/chartex" xmlns:cx3="http://schemas.microsoft.com/office/drawing/2016/5/9/chartex" xmlns:cx4="http://schemas.microsoft.com/office/drawing/2016/5/10/chartex" xmlns:cx5="http://schemas.microsoft.com/office/drawing/2016/5/11/chartex" xmlns:cx6="http://schemas.microsoft.com/office/drawing/2016/5/12/chartex" xmlns:cx7="http://schemas.microsoft.com/office/drawing/2016/5/13/chartex" xmlns:cx8="http://schemas.microsoft.com/office/drawing/2016/5/14/chartex" xmlns:mc="http://schemas.openxmlformats.org/markup-compatibility/2006" xmlns:m="http://schemas.openxmlformats.org/officeDocument/2006/math" xmlns:aink="http://schemas.microsoft.com/office/drawing/2016/ink" xmlns:am3d="http://schemas.microsoft.com/office/drawing/2017/model3d" xmlns:oel="http://schemas.microsoft.com/office/2019/extlst" xmlns:r="http://schemas.openxmlformats.org/officeDocument/2006/relationships" xmlns:wp14="http://schemas.microsoft.com/office/word/2010/wordprocessingDrawing" xmlns:wp="http://schemas.openxmlformats.org/drawingml/2006/wordprocessingDrawing" xmlns:wpg="http://schemas.microsoft.com/office/word/2010/wordprocessingGroup" xmlns:wpi="http://schemas.microsoft.com/office/word/2010/wordprocessingInk" xmlns:wps="http://schemas.microsoft.com/office/word/2010/wordprocessingShape" xmlns:o="urn:schemas-microsoft-com:office:office" xmlns:v="urn:schemas-microsoft-com:vml" xmlns:w10="urn:schemas-microsoft-com:office:word" xmlns:w="http://schemas.openxmlformats.org/wordprocessingml/2006/main" xmlns:w14="http://schemas.microsoft.com/office/word/2010/wordml" xmlns:w15="http://schemas.microsoft.com/office/word/2012/wordml" xmlns:w16cei="http://schemas.microsoft.com/office/word/2026/wordml/cei" xmlns:w16cex="http://schemas.microsoft.com/office/word/2018/wordml/cex" xmlns:w16cid="http://schemas.microsoft.com/office/word/2016/wordml/cid" xmlns:w16="http://schemas.microsoft.com/office/word/2018/wordml" xmlns:w16sdtdh="http://schemas.microsoft.com/office/word/2020/wordml/sdtdatahash" xmlns:w16sdtfl="http://schemas.microsoft.com/office/word/2024/wordml/sdtformatlock" xmlns:w16se="http://schemas.microsoft.com/office/word/2015/wordml/symex" xmlns:w16du="http://schemas.microsoft.com/office/word/2023/wordml/word16du" xmlns:wne="http://schemas.microsoft.com/office/word/2006/wordml" mc:Ignorable="w14 w15 w16se w16cid w16 w16cex w16sdtdh w16sdtfl w16du wp14">
+<w:numbering xmlns:wpc="http://schemas.microsoft.com/office/word/2010/wordprocessingCanvas" xmlns:cx="http://schemas.microsoft.com/office/drawing/2014/chartex" xmlns:cx1="http://schemas.microsoft.com/office/drawing/2015/9/8/chartex" xmlns:cx2="http://schemas.microsoft.com/office/drawing/2015/10/21/chartex" xmlns:cx3="http://schemas.microsoft.com/office/drawing/2016/5/9/chartex" xmlns:cx4="http://schemas.microsoft.com/office/drawing/2016/5/10/chartex" xmlns:cx5="http://schemas.microsoft.com/office/drawing/2016/5/11/chartex" xmlns:cx6="http://schemas.microsoft.com/office/drawing/2016/5/12/chartex" xmlns:cx7="http://schemas.microsoft.com/office/drawing/2016/5/13/chartex" xmlns:cx8="http://schemas.microsoft.com/office/drawing/2016/5/14/chartex" xmlns:mc="http://schemas.openxmlformats.org/markup-compatibility/2006" xmlns:m="http://schemas.openxmlformats.org/officeDocument/2006/math" xmlns:aink="http://schemas.microsoft.com/office/drawing/2016/ink" xmlns:am3d="http://schemas.microsoft.com/office/drawing/2017/model3d" xmlns:oel="http://schemas.microsoft.com/office/2019/extlst" xmlns:r="http://schemas.openxmlformats.org/officeDocument/2006/relationships" xmlns:wp14="http://schemas.microsoft.com/office/word/2010/wordprocessingDrawing" xmlns:wp="http://schemas.openxmlformats.org/drawingml/2006/wordprocessingDrawing" xmlns:wpg="http://schemas.microsoft.com/office/word/2010/wordprocessingGroup" xmlns:wpi="http://schemas.microsoft.com/office/word/2010/wordprocessingInk" xmlns:wps="http://schemas.microsoft.com/office/word/2010/wordprocessingShape" xmlns:o="urn:schemas-microsoft-com:office:office" xmlns:v="urn:schemas-microsoft-com:vml" xmlns:w10="urn:schemas-microsoft-com:office:word" xmlns:w="http://schemas.openxmlformats.org/wordprocessingml/2006/main" xmlns:w14="http://schemas.microsoft.com/office/word/2010/wordml" xmlns:w15="http://schemas.microsoft.com/office/word/2012/wordml" xmlns:w16cex="http://schemas.microsoft.com/office/word/2018/wordml/cex" xmlns:w16cid="http://schemas.microsoft.com/office/word/2016/wordml/cid" xmlns:w16="http://schemas.microsoft.com/office/word/2018/wordml" xmlns:w16sdtdh="http://schemas.microsoft.com/office/word/2020/wordml/sdtdatahash" xmlns:w16sdtfl="http://schemas.microsoft.com/office/word/2024/wordml/sdtformatlock" xmlns:w16se="http://schemas.microsoft.com/office/word/2015/wordml/symex" xmlns:w16du="http://schemas.microsoft.com/office/word/2023/wordml/word16du" xmlns:wne="http://schemas.microsoft.com/office/word/2006/wordml" mc:Ignorable="w14 w15 w16se w16cid w16 w16cex w16sdtdh w16sdtfl w16du wp14">
   <w:abstractNum w:abstractNumId="0" w15:restartNumberingAfterBreak="0">
     <w:nsid w:val="040858FE"/>
     <w:multiLevelType w:val="hybridMultilevel"/>
